--- a/cblm-builder/templates/IA TEMPLATES/00_FrontPage.docx
+++ b/cblm-builder/templates/IA TEMPLATES/00_FrontPage.docx
@@ -4,109 +4,186 @@
   <w:body>
     <w:p>
       <w:pPr>
-        <w:jc w:val="center"/>
         <w:rPr>
-          <w:rFonts w:ascii="Bookman Old Style" w:hAnsi="Bookman Old Style"/>
-          <w:sz w:val="56"/>
-          <w:szCs w:val="56"/>
-        </w:rPr>
-      </w:pPr>
-    </w:p>
-    <w:p>
-      <w:pPr>
-        <w:jc w:val="center"/>
-        <w:rPr>
-          <w:rFonts w:ascii="Bookman Old Style" w:hAnsi="Bookman Old Style"/>
-          <w:sz w:val="56"/>
-          <w:szCs w:val="56"/>
-        </w:rPr>
-      </w:pPr>
-    </w:p>
-    <w:p>
-      <w:pPr>
-        <w:jc w:val="center"/>
-        <w:rPr>
-          <w:rFonts w:ascii="Bookman Old Style" w:hAnsi="Bookman Old Style"/>
-          <w:sz w:val="56"/>
-          <w:szCs w:val="56"/>
-        </w:rPr>
-      </w:pPr>
-    </w:p>
-    <w:p>
-      <w:pPr>
-        <w:jc w:val="center"/>
-        <w:rPr>
-          <w:rFonts w:ascii="Bookman Old Style" w:hAnsi="Bookman Old Style"/>
-          <w:sz w:val="56"/>
-          <w:szCs w:val="56"/>
-        </w:rPr>
-      </w:pPr>
-    </w:p>
-    <w:p>
-      <w:pPr>
-        <w:jc w:val="center"/>
-        <w:rPr>
-          <w:rFonts w:ascii="Bookman Old Style" w:hAnsi="Bookman Old Style"/>
-          <w:sz w:val="56"/>
-          <w:szCs w:val="56"/>
-        </w:rPr>
-      </w:pPr>
-    </w:p>
-    <w:p>
-      <w:pPr>
-        <w:jc w:val="center"/>
-        <w:rPr>
-          <w:rFonts w:ascii="Bookman Old Style" w:hAnsi="Bookman Old Style"/>
-          <w:sz w:val="56"/>
-          <w:szCs w:val="56"/>
-        </w:rPr>
-      </w:pPr>
-    </w:p>
-    <w:p>
-      <w:pPr>
-        <w:jc w:val="center"/>
-        <w:rPr>
-          <w:rFonts w:ascii="Bookman Old Style" w:hAnsi="Bookman Old Style"/>
-          <w:sz w:val="56"/>
-          <w:szCs w:val="56"/>
-        </w:rPr>
-      </w:pPr>
-    </w:p>
-    <w:p>
-      <w:pPr>
-        <w:jc w:val="center"/>
-        <w:rPr>
-          <w:rFonts w:ascii="Bookman Old Style" w:hAnsi="Bookman Old Style"/>
-          <w:sz w:val="56"/>
-          <w:szCs w:val="56"/>
-        </w:rPr>
-      </w:pPr>
-    </w:p>
-    <w:p>
-      <w:pPr>
-        <w:jc w:val="center"/>
-        <w:rPr>
-          <w:rFonts w:ascii="Bookman Old Style" w:hAnsi="Bookman Old Style"/>
-          <w:sz w:val="56"/>
-          <w:szCs w:val="56"/>
+          <w:rFonts w:ascii="Bookman Old Style" w:eastAsia="Arial" w:hAnsi="Bookman Old Style" w:cs="Arial"/>
+          <w:b/>
+          <w:sz w:val="24"/>
+          <w:szCs w:val="24"/>
         </w:rPr>
       </w:pPr>
       <w:r>
         <w:rPr>
-          <w:rFonts w:ascii="Bookman Old Style" w:hAnsi="Bookman Old Style"/>
-          <w:sz w:val="56"/>
-          <w:szCs w:val="56"/>
+          <w:noProof/>
+          <w:bdr w:val="none" w:sz="0" w:space="0" w:color="auto" w:frame="1"/>
         </w:rPr>
-        <w:t>Institutional Assessment</w:t>
+        <w:drawing>
+          <wp:anchor distT="0" distB="0" distL="114300" distR="114300" simplePos="0" relativeHeight="251659264" behindDoc="0" locked="0" layoutInCell="1" allowOverlap="1" wp14:anchorId="2DCB791D" wp14:editId="71F2091A">
+            <wp:simplePos x="0" y="0"/>
+            <wp:positionH relativeFrom="column">
+              <wp:posOffset>799750</wp:posOffset>
+            </wp:positionH>
+            <wp:positionV relativeFrom="paragraph">
+              <wp:posOffset>255730</wp:posOffset>
+            </wp:positionV>
+            <wp:extent cx="5360035" cy="1056005"/>
+            <wp:effectExtent l="0" t="0" r="0" b="0"/>
+            <wp:wrapSquare wrapText="bothSides"/>
+            <wp:docPr id="928881672" name="Picture 1"/>
+            <wp:cNvGraphicFramePr>
+              <a:graphicFrameLocks xmlns:a="http://schemas.openxmlformats.org/drawingml/2006/main" noChangeAspect="1"/>
+            </wp:cNvGraphicFramePr>
+            <a:graphic xmlns:a="http://schemas.openxmlformats.org/drawingml/2006/main">
+              <a:graphicData uri="http://schemas.openxmlformats.org/drawingml/2006/picture">
+                <pic:pic xmlns:pic="http://schemas.openxmlformats.org/drawingml/2006/picture">
+                  <pic:nvPicPr>
+                    <pic:cNvPr id="0" name="Picture 1"/>
+                    <pic:cNvPicPr>
+                      <a:picLocks noChangeAspect="1" noChangeArrowheads="1"/>
+                    </pic:cNvPicPr>
+                  </pic:nvPicPr>
+                  <pic:blipFill>
+                    <a:blip r:embed="rId8">
+                      <a:extLst>
+                        <a:ext uri="{28A0092B-C50C-407E-A947-70E740481C1C}">
+                          <a14:useLocalDpi xmlns:a14="http://schemas.microsoft.com/office/drawing/2010/main" val="0"/>
+                        </a:ext>
+                      </a:extLst>
+                    </a:blip>
+                    <a:srcRect/>
+                    <a:stretch>
+                      <a:fillRect/>
+                    </a:stretch>
+                  </pic:blipFill>
+                  <pic:spPr bwMode="auto">
+                    <a:xfrm>
+                      <a:off x="0" y="0"/>
+                      <a:ext cx="5360035" cy="1056005"/>
+                    </a:xfrm>
+                    <a:prstGeom prst="rect">
+                      <a:avLst/>
+                    </a:prstGeom>
+                    <a:noFill/>
+                    <a:ln>
+                      <a:noFill/>
+                    </a:ln>
+                  </pic:spPr>
+                </pic:pic>
+              </a:graphicData>
+            </a:graphic>
+          </wp:anchor>
+        </w:drawing>
       </w:r>
     </w:p>
     <w:p>
       <w:pPr>
+        <w:rPr>
+          <w:rFonts w:ascii="Bookman Old Style" w:eastAsia="Arial" w:hAnsi="Bookman Old Style" w:cs="Arial"/>
+          <w:b/>
+          <w:sz w:val="24"/>
+          <w:szCs w:val="24"/>
+        </w:rPr>
+      </w:pPr>
+    </w:p>
+    <w:p>
+      <w:pPr>
+        <w:rPr>
+          <w:rFonts w:ascii="Bookman Old Style" w:eastAsia="Arial" w:hAnsi="Bookman Old Style" w:cs="Arial"/>
+          <w:b/>
+          <w:sz w:val="24"/>
+          <w:szCs w:val="24"/>
+        </w:rPr>
+      </w:pPr>
+    </w:p>
+    <w:p>
+      <w:pPr>
+        <w:rPr>
+          <w:rFonts w:ascii="Bookman Old Style" w:eastAsia="Arial" w:hAnsi="Bookman Old Style" w:cs="Arial"/>
+          <w:b/>
+          <w:sz w:val="24"/>
+          <w:szCs w:val="24"/>
+        </w:rPr>
+      </w:pPr>
+    </w:p>
+    <w:p>
+      <w:pPr>
+        <w:rPr>
+          <w:rFonts w:ascii="Bookman Old Style" w:eastAsia="Arial" w:hAnsi="Bookman Old Style" w:cs="Arial"/>
+          <w:b/>
+          <w:sz w:val="24"/>
+          <w:szCs w:val="24"/>
+        </w:rPr>
+      </w:pPr>
+    </w:p>
+    <w:p>
+      <w:pPr>
+        <w:rPr>
+          <w:rFonts w:ascii="Bookman Old Style" w:eastAsia="Arial" w:hAnsi="Bookman Old Style" w:cs="Arial"/>
+          <w:b/>
+          <w:bCs/>
+          <w:sz w:val="24"/>
+          <w:szCs w:val="24"/>
+          <w:lang w:val="en-US"/>
+        </w:rPr>
+      </w:pPr>
+    </w:p>
+    <w:p>
+      <w:pPr>
+        <w:rPr>
+          <w:rFonts w:ascii="Bookman Old Style" w:eastAsia="Arial" w:hAnsi="Bookman Old Style" w:cs="Arial"/>
+          <w:b/>
+          <w:bCs/>
+          <w:sz w:val="24"/>
+          <w:szCs w:val="24"/>
+          <w:lang w:val="en-US"/>
+        </w:rPr>
+      </w:pPr>
+    </w:p>
+    <w:p>
+      <w:pPr>
+        <w:rPr>
+          <w:rFonts w:ascii="Bookman Old Style" w:eastAsia="Arial" w:hAnsi="Bookman Old Style" w:cs="Arial"/>
+          <w:b/>
+          <w:bCs/>
+          <w:sz w:val="24"/>
+          <w:szCs w:val="24"/>
+          <w:lang w:val="en-US"/>
+        </w:rPr>
+      </w:pPr>
+    </w:p>
+    <w:p>
+      <w:pPr>
+        <w:rPr>
+          <w:rFonts w:ascii="Bookman Old Style" w:eastAsia="Arial" w:hAnsi="Bookman Old Style" w:cs="Arial"/>
+          <w:b/>
+          <w:bCs/>
+          <w:sz w:val="24"/>
+          <w:szCs w:val="24"/>
+          <w:lang w:val="en-US"/>
+        </w:rPr>
+      </w:pPr>
+    </w:p>
+    <w:p>
+      <w:pPr>
+        <w:rPr>
+          <w:rFonts w:ascii="Bookman Old Style" w:eastAsia="Arial" w:hAnsi="Bookman Old Style" w:cs="Arial"/>
+          <w:b/>
+          <w:bCs/>
+          <w:sz w:val="24"/>
+          <w:szCs w:val="24"/>
+          <w:lang w:val="en-US"/>
+        </w:rPr>
+      </w:pPr>
+    </w:p>
+    <w:p>
+      <w:pPr>
         <w:jc w:val="center"/>
         <w:rPr>
-          <w:rFonts w:ascii="Bookman Old Style" w:hAnsi="Bookman Old Style"/>
-          <w:sz w:val="56"/>
-          <w:szCs w:val="56"/>
+          <w:rFonts w:ascii="Bookman Old Style" w:eastAsia="Arial" w:hAnsi="Bookman Old Style" w:cs="Arial"/>
+          <w:b/>
+          <w:bCs/>
+          <w:sz w:val="72"/>
+          <w:szCs w:val="72"/>
+          <w:lang w:val="en-US"/>
         </w:rPr>
       </w:pPr>
     </w:p>
@@ -114,22 +191,96 @@
       <w:pPr>
         <w:jc w:val="center"/>
         <w:rPr>
-          <w:rFonts w:ascii="Bookman Old Style" w:hAnsi="Bookman Old Style"/>
-          <w:sz w:val="56"/>
-          <w:szCs w:val="56"/>
+          <w:rFonts w:ascii="Bookman Old Style" w:eastAsia="Arial" w:hAnsi="Bookman Old Style" w:cs="Arial"/>
+          <w:b/>
+          <w:bCs/>
+          <w:sz w:val="72"/>
+          <w:szCs w:val="72"/>
+          <w:lang w:val="en-US"/>
+        </w:rPr>
+      </w:pPr>
+    </w:p>
+    <w:p>
+      <w:pPr>
+        <w:jc w:val="center"/>
+        <w:rPr>
+          <w:rFonts w:ascii="Bookman Old Style" w:eastAsia="Arial" w:hAnsi="Bookman Old Style" w:cs="Arial"/>
+          <w:b/>
+          <w:sz w:val="72"/>
+          <w:szCs w:val="72"/>
+          <w:lang w:val="en-US"/>
         </w:rPr>
       </w:pPr>
       <w:r>
         <w:rPr>
-          <w:rFonts w:ascii="Bookman Old Style" w:hAnsi="Bookman Old Style"/>
-          <w:sz w:val="56"/>
-          <w:szCs w:val="56"/>
+          <w:rFonts w:ascii="Bookman Old Style" w:eastAsia="Arial" w:hAnsi="Bookman Old Style" w:cs="Arial"/>
+          <w:b/>
+          <w:bCs/>
+          <w:sz w:val="72"/>
+          <w:szCs w:val="72"/>
+          <w:lang w:val="en-US"/>
         </w:rPr>
-        <w:t>{{unit_of_competency}}</w:t>
+        <w:t xml:space="preserve">MIDTERM </w:t>
+      </w:r>
+      <w:r>
+        <w:rPr>
+          <w:rFonts w:ascii="Bookman Old Style" w:eastAsia="Arial" w:hAnsi="Bookman Old Style" w:cs="Arial"/>
+          <w:b/>
+          <w:bCs/>
+          <w:sz w:val="72"/>
+          <w:szCs w:val="72"/>
+          <w:lang w:val="en-US"/>
+        </w:rPr>
+        <w:t xml:space="preserve">AND FINAL </w:t>
+      </w:r>
+      <w:r>
+        <w:rPr>
+          <w:rFonts w:ascii="Bookman Old Style" w:eastAsia="Arial" w:hAnsi="Bookman Old Style" w:cs="Arial"/>
+          <w:b/>
+          <w:bCs/>
+          <w:sz w:val="72"/>
+          <w:szCs w:val="72"/>
+          <w:lang w:val="en-US"/>
+        </w:rPr>
+        <w:t>EXAMINATION FOR</w:t>
       </w:r>
     </w:p>
+    <w:p>
+      <w:pPr>
+        <w:spacing w:line="259" w:lineRule="auto"/>
+        <w:jc w:val="center"/>
+        <w:rPr>
+          <w:rFonts w:ascii="Bookman Old Style" w:eastAsia="Arial" w:hAnsi="Bookman Old Style" w:cs="Arial"/>
+          <w:b/>
+          <w:sz w:val="72"/>
+          <w:szCs w:val="72"/>
+          <w:lang w:val="en-US"/>
+        </w:rPr>
+      </w:pPr>
+      <w:r>
+        <w:rPr>
+          <w:rFonts w:ascii="Bookman Old Style" w:eastAsia="Arial" w:hAnsi="Bookman Old Style" w:cs="Arial"/>
+          <w:b/>
+          <w:bCs/>
+          <w:sz w:val="72"/>
+          <w:szCs w:val="72"/>
+          <w:lang w:val="en-US"/>
+        </w:rPr>
+        <w:t>{{qualification}}</w:t>
+      </w:r>
+    </w:p>
+    <w:p>
+      <w:pPr>
+        <w:rPr>
+          <w:rFonts w:ascii="Bookman Old Style" w:eastAsia="Arial" w:hAnsi="Bookman Old Style" w:cs="Arial"/>
+          <w:b/>
+          <w:sz w:val="24"/>
+          <w:szCs w:val="24"/>
+        </w:rPr>
+      </w:pPr>
+    </w:p>
     <w:sectPr>
-      <w:footerReference w:type="default" r:id="rId8"/>
+      <w:footerReference w:type="default" r:id="rId9"/>
       <w:pgSz w:w="12240" w:h="15840"/>
       <w:pgMar w:top="720" w:right="720" w:bottom="720" w:left="720" w:header="720" w:footer="720" w:gutter="0"/>
       <w:pgNumType w:start="1"/>

--- a/cblm-builder/templates/IA TEMPLATES/00_FrontPage.docx
+++ b/cblm-builder/templates/IA TEMPLATES/00_FrontPage.docx
@@ -213,25 +213,25 @@
       </w:pPr>
       <w:r>
         <w:rPr>
-          <w:rFonts w:ascii="Bookman Old Style" w:eastAsia="Arial" w:hAnsi="Bookman Old Style" w:cs="Arial"/>
+          <w:rFonts w:ascii="Cambria Math" w:eastAsia="Arial" w:hAnsi="Cambria Math" w:cs="Cambria Math"/>
           <w:b/>
           <w:bCs/>
           <w:sz w:val="72"/>
           <w:szCs w:val="72"/>
           <w:lang w:val="en-US"/>
         </w:rPr>
-        <w:t xml:space="preserve">MIDTERM </w:t>
+        <w:t>{{term}}</w:t>
       </w:r>
       <w:r>
         <w:rPr>
-          <w:rFonts w:ascii="Bookman Old Style" w:eastAsia="Arial" w:hAnsi="Bookman Old Style" w:cs="Arial"/>
+          <w:rFonts w:ascii="Cambria Math" w:eastAsia="Arial" w:hAnsi="Cambria Math" w:cs="Cambria Math"/>
           <w:b/>
           <w:bCs/>
           <w:sz w:val="72"/>
           <w:szCs w:val="72"/>
           <w:lang w:val="en-US"/>
         </w:rPr>
-        <w:t xml:space="preserve">AND FINAL </w:t>
+        <w:br/>
       </w:r>
       <w:r>
         <w:rPr>
